--- a/reports/ПЗ_7_Отчет_Сайт_университета_ListView_DetailView.docx
+++ b/reports/ПЗ_7_Отчет_Сайт_университета_ListView_DetailView.docx
@@ -8,9 +8,41 @@
       </w:pPr>
       <w:r>
         <w:rPr>
+          <w:rFonts w:ascii="Times New Roman" w:hAnsi="Times New Roman"/>
+          <w:color w:val="000000"/>
+          <w:sz w:val="20"/>
+        </w:rPr>
+        <w:t>МИНИСТЕРСТВО НАУКИ И ВЫСШЕГО ОБРАЗОВАНИЯ РОССИЙСКОЙ ФЕДЕРАЦИИ</w:t>
+      </w:r>
+    </w:p>
+    <w:p>
+      <w:pPr>
+        <w:jc w:val="center"/>
+      </w:pPr>
+      <w:r>
+        <w:rPr>
+          <w:rFonts w:ascii="Times New Roman" w:hAnsi="Times New Roman"/>
+          <w:color w:val="000000"/>
+          <w:sz w:val="20"/>
+        </w:rPr>
+        <w:t>Кафедра информационных систем и технологий</w:t>
+      </w:r>
+    </w:p>
+    <w:p>
+      <w:pPr>
+        <w:spacing w:after="360"/>
+      </w:pPr>
+    </w:p>
+    <w:p>
+      <w:pPr>
+        <w:jc w:val="center"/>
+      </w:pPr>
+      <w:r>
+        <w:rPr>
+          <w:rFonts w:ascii="Times New Roman" w:hAnsi="Times New Roman"/>
           <w:b/>
-          <w:color w:val="1B365D"/>
-          <w:sz w:val="32"/>
+          <w:color w:val="000000"/>
+          <w:sz w:val="28"/>
         </w:rPr>
         <w:t>ОТЧЕТ ПО ПРАКТИЧЕСКОЙ РАБОТЕ № 7</w:t>
       </w:r>
@@ -21,209 +53,244 @@
       </w:pPr>
       <w:r>
         <w:rPr>
+          <w:rFonts w:ascii="Times New Roman" w:hAnsi="Times New Roman"/>
           <w:b/>
-          <w:color w:val="333333"/>
-          <w:sz w:val="26"/>
+          <w:color w:val="000000"/>
+          <w:sz w:val="24"/>
         </w:rPr>
-        <w:t>Тема: «Сайт университета: реализация ListView и DetailView»</w:t>
+        <w:t>Тема: «Сайт университета. ListView, DetailView и связывание сущностей»</w:t>
       </w:r>
     </w:p>
     <w:p>
       <w:pPr>
-        <w:jc w:val="center"/>
+        <w:spacing w:before="360" w:after="480"/>
+        <w:jc w:val="right"/>
       </w:pPr>
       <w:r>
         <w:rPr>
-          <w:i/>
-          <w:color w:val="555555"/>
-          <w:sz w:val="20"/>
+          <w:rFonts w:ascii="Times New Roman" w:hAnsi="Times New Roman"/>
+          <w:color w:val="000000"/>
+          <w:sz w:val="22"/>
         </w:rPr>
-        <w:t>Дисциплина: «Веб-разработка» | Проект: «hogwarts»</w:t>
+        <w:t>Дисциплина: Веб-разработка</w:t>
         <w:br/>
-        <w:t>Студент: Храмов | Год: 2026</w:t>
+        <w:t>Выполнил: студент Храмов</w:t>
         <w:br/>
+        <w:t>Проект: hogwarts</w:t>
+        <w:br/>
+        <w:t>Год: 2026</w:t>
       </w:r>
     </w:p>
     <w:p>
       <w:pPr>
-        <w:spacing w:before="240" w:after="80"/>
+        <w:spacing w:before="280" w:after="80"/>
+        <w:ind w:firstLine="0"/>
       </w:pPr>
       <w:r>
         <w:rPr>
+          <w:rFonts w:ascii="Times New Roman" w:hAnsi="Times New Roman"/>
           <w:b/>
-          <w:color w:val="1B365D"/>
+          <w:color w:val="000000"/>
           <w:sz w:val="26"/>
         </w:rPr>
         <w:t>1. Цель работы</w:t>
       </w:r>
     </w:p>
     <w:p>
+      <w:pPr>
+        <w:ind w:firstLine="706"/>
+        <w:jc w:val="both"/>
+      </w:pPr>
       <w:r>
-        <w:t>Изучение и практическое применение обобщенных представлений на основе классов (Generic Class-Based Views: ListView и DetailView) в рамках проекта «Сайт университета Хогвартс», реализация полного набора маршрутов, контроллеров и шаблонов для всех ключевых сущностей предметной области (Студенты, Преподаватели, Группы, Факультеты, Дисциплины), организация перекрестной навигации между связанными моделями, реализация поиска, пагинации, обработки пустых состояний и подготовка ответов на контрольные вопросы.</w:t>
+        <w:rPr>
+          <w:rFonts w:ascii="Times New Roman" w:hAnsi="Times New Roman"/>
+          <w:color w:val="000000"/>
+          <w:sz w:val="24"/>
+        </w:rPr>
+        <w:t>Изучение и практическое применение обобщенных представлений на основе классов (Generic Class-Based Views: ListView и DetailView) в проекте «Сайт университета», реализация списочных и детальных страниц для всех основных сущностей базы данных (Студенты, Преподаватели, Группы, Факультеты, Дисциплины), организация перекрестных связей, пагинации, поиска и подготовка ответов на контрольные вопросы.</w:t>
       </w:r>
     </w:p>
     <w:p>
       <w:pPr>
-        <w:spacing w:before="240" w:after="80"/>
+        <w:spacing w:before="280" w:after="80"/>
+        <w:ind w:firstLine="0"/>
       </w:pPr>
       <w:r>
         <w:rPr>
+          <w:rFonts w:ascii="Times New Roman" w:hAnsi="Times New Roman"/>
           <w:b/>
-          <w:color w:val="1B365D"/>
+          <w:color w:val="000000"/>
           <w:sz w:val="26"/>
         </w:rPr>
-        <w:t>2. Задачи работы</w:t>
+        <w:t>2. Задание к работе</w:t>
       </w:r>
     </w:p>
     <w:p>
       <w:pPr>
-        <w:pStyle w:val="ListBullet"/>
+        <w:ind w:firstLine="706"/>
+        <w:jc w:val="both"/>
       </w:pPr>
       <w:r>
         <w:rPr>
-          <w:b/>
+          <w:rFonts w:ascii="Times New Roman" w:hAnsi="Times New Roman"/>
+          <w:color w:val="000000"/>
+          <w:sz w:val="24"/>
         </w:rPr>
-        <w:t xml:space="preserve">1. </w:t>
-      </w:r>
-      <w:r>
-        <w:t>Спроектировать и реализовать пару представлений (ListView и DetailView) для каждой из 5 моделей информационной системы: Student, Teacher, Group, Faculty, Discipline.</w:t>
+        <w:t>1. Для всех 5 моделей проекта реализовать пары представлений ListView и DetailView.</w:t>
       </w:r>
     </w:p>
     <w:p>
       <w:pPr>
-        <w:pStyle w:val="ListBullet"/>
+        <w:ind w:firstLine="706"/>
+        <w:jc w:val="both"/>
       </w:pPr>
       <w:r>
         <w:rPr>
-          <w:b/>
+          <w:rFonts w:ascii="Times New Roman" w:hAnsi="Times New Roman"/>
+          <w:color w:val="000000"/>
+          <w:sz w:val="24"/>
         </w:rPr>
-        <w:t xml:space="preserve">2. </w:t>
-      </w:r>
-      <w:r>
-        <w:t>Определить соответствующие именованные маршруты в students/urls.py (students_list, student_detail, teachers_list, teacher_detail, groups_list, group_detail, faculties_list, faculty_detail, disciplines_list, discipline_detail).</w:t>
+        <w:t>2. Настроить именованные маршруты в urls.py (student_list, student_detail, teacher_list, teacher_detail, group_list, group_detail, faculty_list, faculty_detail, discipline_list, discipline_detail).</w:t>
       </w:r>
     </w:p>
     <w:p>
       <w:pPr>
-        <w:pStyle w:val="ListBullet"/>
+        <w:ind w:firstLine="706"/>
+        <w:jc w:val="both"/>
       </w:pPr>
       <w:r>
         <w:rPr>
-          <w:b/>
+          <w:rFonts w:ascii="Times New Roman" w:hAnsi="Times New Roman"/>
+          <w:color w:val="000000"/>
+          <w:sz w:val="24"/>
         </w:rPr>
-        <w:t xml:space="preserve">3. </w:t>
-      </w:r>
-      <w:r>
-        <w:t>Разработать комплекс HTML-шаблонов для спискового отображения (student_list.html, teacher_list.html, group_list.html, faculty_list.html, discipline_list.html) с табличной и карточной версткой, кнопками «Подробнее» и блоками {% empty %}.</w:t>
+        <w:t>3. Создать HTML-шаблоны для каждого списка и детальной страницы с наследованием base_generic.html.</w:t>
       </w:r>
     </w:p>
     <w:p>
       <w:pPr>
-        <w:pStyle w:val="ListBullet"/>
+        <w:ind w:firstLine="706"/>
+        <w:jc w:val="both"/>
       </w:pPr>
       <w:r>
         <w:rPr>
-          <w:b/>
+          <w:rFonts w:ascii="Times New Roman" w:hAnsi="Times New Roman"/>
+          <w:color w:val="000000"/>
+          <w:sz w:val="24"/>
         </w:rPr>
-        <w:t xml:space="preserve">4. </w:t>
-      </w:r>
-      <w:r>
-        <w:t>Разработать шаблоны детальной страницы (student_detail.html, teacher_detail.html, group_detail.html, faculty_detail.html, discipline_detail.html) с хлебными крошками (breadcrumb), полными характеристиками и кнопками возврата к списку.</w:t>
+        <w:t>4. Обеспечить кликабельность связей между сущностями (со страницы группы — переход к студентам, со страницы дисциплины — к преподавателю).</w:t>
       </w:r>
     </w:p>
     <w:p>
       <w:pPr>
-        <w:pStyle w:val="ListBullet"/>
+        <w:ind w:firstLine="706"/>
+        <w:jc w:val="both"/>
       </w:pPr>
       <w:r>
         <w:rPr>
-          <w:b/>
+          <w:rFonts w:ascii="Times New Roman" w:hAnsi="Times New Roman"/>
+          <w:color w:val="000000"/>
+          <w:sz w:val="24"/>
         </w:rPr>
-        <w:t xml:space="preserve">5. </w:t>
-      </w:r>
-      <w:r>
-        <w:t>Обеспечить связывание и кликабельность отношений между моделями (на странице группы отображать список ее студентов с переходом в профиль; на странице дисциплины — ссылку на преподавателя; на странице факультета — перечень его групп).</w:t>
+        <w:t>5. В списке студентов обеспечить формат вывода «Фамилия Имя» с сортировкой order_by('last_name', 'first_name').</w:t>
       </w:r>
     </w:p>
     <w:p>
       <w:pPr>
-        <w:pStyle w:val="ListBullet"/>
+        <w:ind w:firstLine="706"/>
+        <w:jc w:val="both"/>
       </w:pPr>
       <w:r>
         <w:rPr>
-          <w:b/>
+          <w:rFonts w:ascii="Times New Roman" w:hAnsi="Times New Roman"/>
+          <w:color w:val="000000"/>
+          <w:sz w:val="24"/>
         </w:rPr>
-        <w:t xml:space="preserve">6. </w:t>
-      </w:r>
-      <w:r>
-        <w:t>Реализовать самостоятельные усложнения: 1) постраничная навигация (пагинация) в StudentListView по 5 записей; 2) форма поиска студентов по фамилии и имени через GET-запрос; 3) вывод счетчиков объектов через бейджи Bootstrap; 4) кликабельные статистические панели на главной странице.</w:t>
+        <w:t>6. Выполнить самостоятельные усложнения: пагинация списка студентов (по 5 записей), поиск по фамилии, сквозная нумерация строк, контекстный процессор для бейджей меню.</w:t>
       </w:r>
     </w:p>
     <w:p>
       <w:pPr>
-        <w:pStyle w:val="ListBullet"/>
+        <w:ind w:firstLine="706"/>
+        <w:jc w:val="both"/>
       </w:pPr>
       <w:r>
         <w:rPr>
-          <w:b/>
+          <w:rFonts w:ascii="Times New Roman" w:hAnsi="Times New Roman"/>
+          <w:color w:val="000000"/>
+          <w:sz w:val="24"/>
         </w:rPr>
-        <w:t xml:space="preserve">7. </w:t>
-      </w:r>
-      <w:r>
-        <w:t>Подготовить исчерпывающие ответы на 14 контрольных вопросов.</w:t>
+        <w:t>7. Подготовить подробные ответы на 14 контрольных вопросов.</w:t>
       </w:r>
     </w:p>
     <w:p>
       <w:pPr>
-        <w:spacing w:before="240" w:after="80"/>
+        <w:spacing w:before="280" w:after="80"/>
+        <w:ind w:firstLine="0"/>
       </w:pPr>
       <w:r>
         <w:rPr>
+          <w:rFonts w:ascii="Times New Roman" w:hAnsi="Times New Roman"/>
           <w:b/>
-          <w:color w:val="1B365D"/>
+          <w:color w:val="000000"/>
           <w:sz w:val="26"/>
         </w:rPr>
-        <w:t>3. Архитектура и программная реализация</w:t>
+        <w:t>3. Ход выполнения работы</w:t>
       </w:r>
     </w:p>
     <w:p>
       <w:pPr>
-        <w:spacing w:before="160" w:after="40"/>
+        <w:ind w:firstLine="706"/>
+        <w:jc w:val="both"/>
       </w:pPr>
       <w:r>
         <w:rPr>
-          <w:b/>
-          <w:color w:val="2B547E"/>
-          <w:sz w:val="23"/>
+          <w:rFonts w:ascii="Times New Roman" w:hAnsi="Times New Roman"/>
+          <w:color w:val="000000"/>
+          <w:sz w:val="24"/>
         </w:rPr>
-        <w:t>3.1. Контроллеры (students/views.py)</w:t>
+        <w:t>В файле students/views.py были реализованы классы ListView и DetailView:</w:t>
+      </w:r>
+    </w:p>
+    <w:p>
+      <w:pPr>
+        <w:spacing w:after="40"/>
+        <w:ind w:firstLine="706"/>
+      </w:pPr>
+      <w:r>
+        <w:rPr>
+          <w:rFonts w:ascii="Times New Roman" w:hAnsi="Times New Roman"/>
+          <w:i/>
+          <w:color w:val="000000"/>
+          <w:sz w:val="21"/>
+        </w:rPr>
+        <w:t>Листинг 1 — Файл students/views.py</w:t>
       </w:r>
     </w:p>
     <w:tbl>
       <w:tblPr>
         <w:tblW w:type="auto" w:w="0"/>
         <w:jc w:val="center"/>
-        <w:tblLayout w:type="fixed"/>
         <w:tblLook w:firstColumn="1" w:firstRow="1" w:lastColumn="0" w:lastRow="0" w:noHBand="0" w:noVBand="1" w:val="04A0"/>
       </w:tblPr>
       <w:tblGrid>
-        <w:gridCol w:w="9706"/>
+        <w:gridCol w:w="9691"/>
       </w:tblGrid>
       <w:tr>
         <w:tc>
           <w:tcPr>
-            <w:tcW w:type="dxa" w:w="9792"/>
-            <w:shd w:fill="F4F5F7"/>
+            <w:tcW w:type="dxa" w:w="9360"/>
           </w:tcPr>
           <w:p>
             <w:pPr>
               <w:spacing w:before="40" w:after="40" w:line="240" w:lineRule="auto"/>
+              <w:ind w:firstLine="0"/>
             </w:pPr>
             <w:r>
               <w:rPr>
-                <w:rFonts w:ascii="Consolas" w:hAnsi="Consolas"/>
-                <w:color w:val="24292E"/>
-                <w:sz w:val="17"/>
+                <w:rFonts w:ascii="Courier New" w:hAnsi="Courier New"/>
+                <w:color w:val="000000"/>
+                <w:sz w:val="19"/>
               </w:rPr>
               <w:t>from django.shortcuts import render</w:t>
               <w:br/>
@@ -435,78 +502,134 @@
     </w:p>
     <w:p>
       <w:pPr>
-        <w:spacing w:before="160" w:after="40"/>
+        <w:ind w:firstLine="706"/>
+        <w:jc w:val="both"/>
       </w:pPr>
       <w:r>
         <w:rPr>
-          <w:b/>
-          <w:color w:val="2B547E"/>
-          <w:sz w:val="23"/>
+          <w:rFonts w:ascii="Times New Roman" w:hAnsi="Times New Roman"/>
+          <w:color w:val="000000"/>
+          <w:sz w:val="24"/>
         </w:rPr>
-        <w:t>3.2. Маршрутизация (students/urls.py)</w:t>
+        <w:t>В шаблоне student_list.html реализована таблица с выводом «Фамилия и Имя», формой поиска, пагинацией и сквозной нумерацией:</w:t>
+      </w:r>
+    </w:p>
+    <w:p>
+      <w:pPr>
+        <w:spacing w:after="40"/>
+        <w:ind w:firstLine="706"/>
+      </w:pPr>
+      <w:r>
+        <w:rPr>
+          <w:rFonts w:ascii="Times New Roman" w:hAnsi="Times New Roman"/>
+          <w:i/>
+          <w:color w:val="000000"/>
+          <w:sz w:val="21"/>
+        </w:rPr>
+        <w:t>Листинг 2 — Файл students/templates/students/student_list.html</w:t>
       </w:r>
     </w:p>
     <w:tbl>
       <w:tblPr>
         <w:tblW w:type="auto" w:w="0"/>
         <w:jc w:val="center"/>
-        <w:tblLayout w:type="fixed"/>
         <w:tblLook w:firstColumn="1" w:firstRow="1" w:lastColumn="0" w:lastRow="0" w:noHBand="0" w:noVBand="1" w:val="04A0"/>
       </w:tblPr>
       <w:tblGrid>
-        <w:gridCol w:w="9706"/>
+        <w:gridCol w:w="9691"/>
       </w:tblGrid>
       <w:tr>
         <w:tc>
           <w:tcPr>
-            <w:tcW w:type="dxa" w:w="9792"/>
-            <w:shd w:fill="F4F5F7"/>
+            <w:tcW w:type="dxa" w:w="9360"/>
           </w:tcPr>
           <w:p>
             <w:pPr>
               <w:spacing w:before="40" w:after="40" w:line="240" w:lineRule="auto"/>
+              <w:ind w:firstLine="0"/>
             </w:pPr>
             <w:r>
               <w:rPr>
-                <w:rFonts w:ascii="Consolas" w:hAnsi="Consolas"/>
-                <w:color w:val="24292E"/>
-                <w:sz w:val="17"/>
+                <w:rFonts w:ascii="Courier New" w:hAnsi="Courier New"/>
+                <w:color w:val="000000"/>
+                <w:sz w:val="19"/>
               </w:rPr>
-              <w:t>from django.urls import path</w:t>
-              <w:br/>
-              <w:t>from . import views</w:t>
+              <w:t>{% extends "base_generic.html" %}</w:t>
               <w:br/>
               <w:br/>
-              <w:t>urlpatterns = [</w:t>
+              <w:t>{% block content %}</w:t>
               <w:br/>
-              <w:t xml:space="preserve">    path('', views.index, name='index'),</w:t>
+              <w:t>&lt;div class="page-header"&gt;</w:t>
+              <w:br/>
+              <w:t xml:space="preserve">  &lt;h2&gt;Список студентов &lt;span class="badge"&gt;Всего: {{ total_count }}&lt;/span&gt;&lt;/h2&gt;</w:t>
+              <w:br/>
+              <w:t>&lt;/div&gt;</w:t>
               <w:br/>
               <w:br/>
-              <w:t xml:space="preserve">    path('students/', views.StudentListView.as_view(), name='students_list'),</w:t>
+              <w:t>&lt;form method="get" action="{% url 'student_list' %}" class="form-inline" style="margin-bottom: 15px;"&gt;</w:t>
               <w:br/>
-              <w:t xml:space="preserve">    path('students/&lt;int:pk&gt;/', views.StudentDetailView.as_view(), name='student_detail'),</w:t>
+              <w:t xml:space="preserve">  &lt;input type="text" name="q" class="form-control" placeholder="Поиск по фамилии..." value="{{ q }}"&gt;</w:t>
+              <w:br/>
+              <w:t xml:space="preserve">  &lt;button type="submit" class="btn btn-primary"&gt;Найти&lt;/button&gt;</w:t>
+              <w:br/>
+              <w:t xml:space="preserve">  {% if q %}&lt;a href="{% url 'student_list' %}" class="btn btn-default"&gt;Сбросить&lt;/a&gt;{% endif %}</w:t>
+              <w:br/>
+              <w:t>&lt;/form&gt;</w:t>
               <w:br/>
               <w:br/>
-              <w:t xml:space="preserve">    path('teachers/', views.TeacherListView.as_view(), name='teachers_list'),</w:t>
+              <w:t>&lt;table class="table table-striped table-bordered"&gt;</w:t>
               <w:br/>
-              <w:t xml:space="preserve">    path('teachers/&lt;int:pk&gt;/', views.TeacherDetailView.as_view(), name='teacher_detail'),</w:t>
+              <w:t xml:space="preserve">  &lt;thead&gt;</w:t>
               <w:br/>
+              <w:t xml:space="preserve">    &lt;tr&gt;</w:t>
               <w:br/>
-              <w:t xml:space="preserve">    path('groups/', views.GroupListView.as_view(), name='groups_list'),</w:t>
+              <w:t xml:space="preserve">      &lt;th style="width: 50px;"&gt;#&lt;/th&gt;</w:t>
               <w:br/>
-              <w:t xml:space="preserve">    path('groups/&lt;int:pk&gt;/', views.GroupDetailView.as_view(), name='group_detail'),</w:t>
+              <w:t xml:space="preserve">      &lt;th&gt;Фамилия и Имя&lt;/th&gt;</w:t>
               <w:br/>
+              <w:t xml:space="preserve">      &lt;th&gt;Группа&lt;/th&gt;</w:t>
               <w:br/>
-              <w:t xml:space="preserve">    path('faculties/', views.FacultyListView.as_view(), name='faculties_list'),</w:t>
+              <w:t xml:space="preserve">      &lt;th&gt;Факультет&lt;/th&gt;</w:t>
               <w:br/>
-              <w:t xml:space="preserve">    path('faculties/&lt;int:pk&gt;/', views.FacultyDetailView.as_view(), name='faculty_detail'),</w:t>
+              <w:t xml:space="preserve">      &lt;th&gt;Email&lt;/th&gt;</w:t>
               <w:br/>
+              <w:t xml:space="preserve">      &lt;th&gt;Действие&lt;/th&gt;</w:t>
               <w:br/>
-              <w:t xml:space="preserve">    path('disciplines/', views.DisciplineListView.as_view(), name='disciplines_list'),</w:t>
+              <w:t xml:space="preserve">    &lt;/tr&gt;</w:t>
               <w:br/>
-              <w:t xml:space="preserve">    path('disciplines/&lt;int:pk&gt;/', views.DisciplineDetailView.as_view(), name='discipline_detail'),</w:t>
+              <w:t xml:space="preserve">  &lt;/thead&gt;</w:t>
               <w:br/>
-              <w:t>]</w:t>
+              <w:t xml:space="preserve">  &lt;tbody&gt;</w:t>
+              <w:br/>
+              <w:t xml:space="preserve">    {% for student in students %}</w:t>
+              <w:br/>
+              <w:t xml:space="preserve">      &lt;tr&gt;</w:t>
+              <w:br/>
+              <w:t xml:space="preserve">        &lt;td&gt;{% if is_paginated %}{{ page_obj.start_index|add:forloop.counter0 }}{% else %}{{ forloop.counter }}{% endif %}&lt;/td&gt;</w:t>
+              <w:br/>
+              <w:t xml:space="preserve">        &lt;td&gt;&lt;strong&gt;{{ student.last_name }} {{ student.first_name }}&lt;/strong&gt;&lt;/td&gt;</w:t>
+              <w:br/>
+              <w:t xml:space="preserve">        &lt;td&gt;&lt;a href="{% url 'group_detail' student.group.pk %}"&gt;{{ student.group.name }}&lt;/a&gt;&lt;/td&gt;</w:t>
+              <w:br/>
+              <w:t xml:space="preserve">        &lt;td&gt;{{ student.group.faculty.name }}&lt;/td&gt;</w:t>
+              <w:br/>
+              <w:t xml:space="preserve">        &lt;td&gt;{{ student.email }}&lt;/td&gt;</w:t>
+              <w:br/>
+              <w:t xml:space="preserve">        &lt;td&gt;&lt;a href="{% url 'student_detail' student.pk %}" class="btn btn-primary btn-xs"&gt;Подробнее&lt;/a&gt;&lt;/td&gt;</w:t>
+              <w:br/>
+              <w:t xml:space="preserve">      &lt;/tr&gt;</w:t>
+              <w:br/>
+              <w:t xml:space="preserve">    {% empty %}</w:t>
+              <w:br/>
+              <w:t xml:space="preserve">      &lt;tr&gt;&lt;td colspan="6" class="alert alert-warning"&gt;Студенты не найдены.&lt;/td&gt;&lt;/tr&gt;</w:t>
+              <w:br/>
+              <w:t xml:space="preserve">    {% endfor %}</w:t>
+              <w:br/>
+              <w:t xml:space="preserve">  &lt;/tbody&gt;</w:t>
+              <w:br/>
+              <w:t>&lt;/table&gt;</w:t>
+              <w:br/>
+              <w:t>{% endblock %}</w:t>
             </w:r>
           </w:p>
         </w:tc>
@@ -519,234 +642,457 @@
     </w:p>
     <w:p>
       <w:pPr>
-        <w:spacing w:before="240" w:after="80"/>
+        <w:spacing w:before="280" w:after="80"/>
+        <w:ind w:firstLine="0"/>
       </w:pPr>
       <w:r>
         <w:rPr>
+          <w:rFonts w:ascii="Times New Roman" w:hAnsi="Times New Roman"/>
           <w:b/>
-          <w:color w:val="1B365D"/>
+          <w:color w:val="000000"/>
           <w:sz w:val="26"/>
         </w:rPr>
         <w:t>4. Ответы на контрольные вопросы (ПЗ 7)</w:t>
       </w:r>
     </w:p>
     <w:p>
+      <w:pPr>
+        <w:ind w:firstLine="706"/>
+        <w:jc w:val="both"/>
+      </w:pPr>
       <w:r>
         <w:rPr>
+          <w:rFonts w:ascii="Times New Roman" w:hAnsi="Times New Roman"/>
           <w:b/>
-          <w:color w:val="1B365D"/>
+          <w:color w:val="000000"/>
+          <w:sz w:val="24"/>
         </w:rPr>
         <w:t>1. Для чего используется ListView?</w:t>
       </w:r>
     </w:p>
     <w:p>
+      <w:pPr>
+        <w:ind w:firstLine="706"/>
+        <w:jc w:val="both"/>
+      </w:pPr>
       <w:r>
-        <w:t>ListView предназначен для генерации страниц со списками объектов из базы данных (коллекций записей). Он инкапсулирует логику обращения к ORM, фильтрацию, сортировку, пагинацию (постраничный вывод) и передачу набора объектов в указанный HTML-шаблон под заданным именем.</w:t>
+        <w:rPr>
+          <w:rFonts w:ascii="Times New Roman" w:hAnsi="Times New Roman"/>
+          <w:color w:val="000000"/>
+          <w:sz w:val="24"/>
+        </w:rPr>
+        <w:t>ListView предназначен для генерации страниц со списками объектов из базы данных. Он инкапсулирует логику обращения к ORM, фильтрацию, сортировку, пагинацию (постраничный вывод) и передачу набора объектов в шаблон под заданным именем.</w:t>
       </w:r>
     </w:p>
     <w:p>
+      <w:pPr>
+        <w:ind w:firstLine="706"/>
+        <w:jc w:val="both"/>
+      </w:pPr>
       <w:r>
         <w:rPr>
+          <w:rFonts w:ascii="Times New Roman" w:hAnsi="Times New Roman"/>
           <w:b/>
-          <w:color w:val="1B365D"/>
+          <w:color w:val="000000"/>
+          <w:sz w:val="24"/>
         </w:rPr>
         <w:t>2. Для чего используется DetailView?</w:t>
       </w:r>
     </w:p>
     <w:p>
+      <w:pPr>
+        <w:ind w:firstLine="706"/>
+        <w:jc w:val="both"/>
+      </w:pPr>
       <w:r>
-        <w:t>DetailView предназначен для детального отображения одного конкретного объекта модели. Он автоматически извлекает идентификатор (pk или id) из URL, выполняет поиск записи в таблице базы данных и при ее обнаружении передает объект в шаблон. Если запись отсутствует, генерируется стандартный ответ 404 Not Found.</w:t>
+        <w:rPr>
+          <w:rFonts w:ascii="Times New Roman" w:hAnsi="Times New Roman"/>
+          <w:color w:val="000000"/>
+          <w:sz w:val="24"/>
+        </w:rPr>
+        <w:t>DetailView предназначен для детального отображения одного конкретного объекта модели. Он извлекает идентификатор (pk) из URL, находит запись в таблице базы данных и передает объект в шаблон, возвращая 404 ошибку при отсутствии объекта.</w:t>
       </w:r>
     </w:p>
     <w:p>
+      <w:pPr>
+        <w:ind w:firstLine="706"/>
+        <w:jc w:val="both"/>
+      </w:pPr>
       <w:r>
         <w:rPr>
+          <w:rFonts w:ascii="Times New Roman" w:hAnsi="Times New Roman"/>
           <w:b/>
-          <w:color w:val="1B365D"/>
+          <w:color w:val="000000"/>
+          <w:sz w:val="24"/>
         </w:rPr>
         <w:t>3. Чем ListView отличается от DetailView?</w:t>
       </w:r>
     </w:p>
     <w:p>
+      <w:pPr>
+        <w:ind w:firstLine="706"/>
+        <w:jc w:val="both"/>
+      </w:pPr>
       <w:r>
-        <w:t>ListView оперирует множеством записей (QuerySet) и формирует списочные представления, поддерживая пагинацию и агрегацию. DetailView оперирует ровно одним экземпляром модели (экземпляром класса Model), привязанным к уникальному идентификатору из пути URL.</w:t>
+        <w:rPr>
+          <w:rFonts w:ascii="Times New Roman" w:hAnsi="Times New Roman"/>
+          <w:color w:val="000000"/>
+          <w:sz w:val="24"/>
+        </w:rPr>
+        <w:t>ListView оперирует множеством записей (QuerySet) и формирует списочные представления с поддержкой пагинации. DetailView оперирует ровно одним экземпляром модели по его первичному ключу.</w:t>
       </w:r>
     </w:p>
     <w:p>
+      <w:pPr>
+        <w:ind w:firstLine="706"/>
+        <w:jc w:val="both"/>
+      </w:pPr>
       <w:r>
         <w:rPr>
+          <w:rFonts w:ascii="Times New Roman" w:hAnsi="Times New Roman"/>
           <w:b/>
-          <w:color w:val="1B365D"/>
+          <w:color w:val="000000"/>
+          <w:sz w:val="24"/>
         </w:rPr>
         <w:t>4. Что определяет атрибут model?</w:t>
       </w:r>
     </w:p>
     <w:p>
+      <w:pPr>
+        <w:ind w:firstLine="706"/>
+        <w:jc w:val="both"/>
+      </w:pPr>
       <w:r>
-        <w:t>Атрибут model связывает классовое представление с соответствующим классом модели данных Django. На базе этого атрибута автоматически инициализируется запрос к БД (MyModel.objects.all()), если не переопределен метод get_queryset(), а также формируется базовая метаинформация для контекста.</w:t>
+        <w:rPr>
+          <w:rFonts w:ascii="Times New Roman" w:hAnsi="Times New Roman"/>
+          <w:color w:val="000000"/>
+          <w:sz w:val="24"/>
+        </w:rPr>
+        <w:t>Атрибут model связывает представление с соответствующим классом модели Django, определяя источник данных (Model.objects.all()) и базовые параметры контекста.</w:t>
       </w:r>
     </w:p>
     <w:p>
+      <w:pPr>
+        <w:ind w:firstLine="706"/>
+        <w:jc w:val="both"/>
+      </w:pPr>
       <w:r>
         <w:rPr>
+          <w:rFonts w:ascii="Times New Roman" w:hAnsi="Times New Roman"/>
           <w:b/>
-          <w:color w:val="1B365D"/>
+          <w:color w:val="000000"/>
+          <w:sz w:val="24"/>
         </w:rPr>
         <w:t>5. Для чего используется template_name?</w:t>
       </w:r>
     </w:p>
     <w:p>
+      <w:pPr>
+        <w:ind w:firstLine="706"/>
+        <w:jc w:val="both"/>
+      </w:pPr>
       <w:r>
-        <w:t>template_name позволяет явно задать относительный путь к файлу HTML-шаблона для рендеринга. Это дает возможность использовать собственные имена шаблонов и размещать их в произвольных подкаталогах приложения (например, 'students/student_list.html').</w:t>
+        <w:rPr>
+          <w:rFonts w:ascii="Times New Roman" w:hAnsi="Times New Roman"/>
+          <w:color w:val="000000"/>
+          <w:sz w:val="24"/>
+        </w:rPr>
+        <w:t>template_name явно указывает относительный путь к файлу HTML-шаблона, используемому для рендеринга страницы, позволяя размещать шаблоны в нужных каталогах приложения.</w:t>
       </w:r>
     </w:p>
     <w:p>
+      <w:pPr>
+        <w:ind w:firstLine="706"/>
+        <w:jc w:val="both"/>
+      </w:pPr>
       <w:r>
         <w:rPr>
+          <w:rFonts w:ascii="Times New Roman" w:hAnsi="Times New Roman"/>
           <w:b/>
-          <w:color w:val="1B365D"/>
+          <w:color w:val="000000"/>
+          <w:sz w:val="24"/>
         </w:rPr>
         <w:t>6. Для чего используется context_object_name?</w:t>
       </w:r>
     </w:p>
     <w:p>
+      <w:pPr>
+        <w:ind w:firstLine="706"/>
+        <w:jc w:val="both"/>
+      </w:pPr>
       <w:r>
-        <w:t>context_object_name задает имя переменной, под которым извлеченные данные (список объектов или единичный объект) будут доступны внутри шаблона Django. Это делает код шаблона самодокументируемым и читаемым (например, использование 'students' вместо стандартного 'object_list').</w:t>
+        <w:rPr>
+          <w:rFonts w:ascii="Times New Roman" w:hAnsi="Times New Roman"/>
+          <w:color w:val="000000"/>
+          <w:sz w:val="24"/>
+        </w:rPr>
+        <w:t>context_object_name задает читаемое имя переменной в шаблоне (например, 'students' вместо стандартного 'object_list').</w:t>
       </w:r>
     </w:p>
     <w:p>
+      <w:pPr>
+        <w:ind w:firstLine="706"/>
+        <w:jc w:val="both"/>
+      </w:pPr>
       <w:r>
         <w:rPr>
+          <w:rFonts w:ascii="Times New Roman" w:hAnsi="Times New Roman"/>
           <w:b/>
-          <w:color w:val="1B365D"/>
+          <w:color w:val="000000"/>
+          <w:sz w:val="24"/>
         </w:rPr>
         <w:t>7. Зачем используется as_view()?</w:t>
       </w:r>
     </w:p>
     <w:p>
+      <w:pPr>
+        <w:ind w:firstLine="706"/>
+        <w:jc w:val="both"/>
+      </w:pPr>
       <w:r>
-        <w:t>Метод as_view() преобразует классовое представление (CBV) в вызываемую функцию представления (FBV). Диспетчер URL Django ожидает именно функцию, принимающую объект HttpRequest и возвращающую HttpResponse. Метод as_view() создает изолированный экземпляр класса на каждый запрос и маршрутизирует вызов к нужному обработчику (get, post и т.д.).</w:t>
+        <w:rPr>
+          <w:rFonts w:ascii="Times New Roman" w:hAnsi="Times New Roman"/>
+          <w:color w:val="000000"/>
+          <w:sz w:val="24"/>
+        </w:rPr>
+        <w:t>Метод as_view() преобразует класс представления (CBV) в вызываемую функцию представления (FBV), которую ожидает диспетчер URL Django.</w:t>
       </w:r>
     </w:p>
     <w:p>
+      <w:pPr>
+        <w:ind w:firstLine="706"/>
+        <w:jc w:val="both"/>
+      </w:pPr>
       <w:r>
         <w:rPr>
+          <w:rFonts w:ascii="Times New Roman" w:hAnsi="Times New Roman"/>
           <w:b/>
-          <w:color w:val="1B365D"/>
+          <w:color w:val="000000"/>
+          <w:sz w:val="24"/>
         </w:rPr>
         <w:t>8. Что означает &lt;int:pk&gt; в маршруте?</w:t>
       </w:r>
     </w:p>
     <w:p>
+      <w:pPr>
+        <w:ind w:firstLine="706"/>
+        <w:jc w:val="both"/>
+      </w:pPr>
       <w:r>
-        <w:t>Это шаблон динамического сегмента URL с использованием конвертера типов Django. &lt;int:pk&gt; означает, что данный фрагмент пути должен состоять строго из целых неотрицательных чисел и будет передан в представление в виде именованного аргумента pk (primary key — первичный ключ записи).</w:t>
+        <w:rPr>
+          <w:rFonts w:ascii="Times New Roman" w:hAnsi="Times New Roman"/>
+          <w:color w:val="000000"/>
+          <w:sz w:val="24"/>
+        </w:rPr>
+        <w:t>Это конвертер пути URL, требующий наличия положительного целого числа, которое передается в представление в качестве именованного аргумента pk (primary key).</w:t>
       </w:r>
     </w:p>
     <w:p>
+      <w:pPr>
+        <w:ind w:firstLine="706"/>
+        <w:jc w:val="both"/>
+      </w:pPr>
       <w:r>
         <w:rPr>
+          <w:rFonts w:ascii="Times New Roman" w:hAnsi="Times New Roman"/>
           <w:b/>
-          <w:color w:val="1B365D"/>
+          <w:color w:val="000000"/>
+          <w:sz w:val="24"/>
         </w:rPr>
         <w:t>9. Как DetailView определяет, какой объект нужно вывести?</w:t>
       </w:r>
     </w:p>
     <w:p>
+      <w:pPr>
+        <w:ind w:firstLine="706"/>
+        <w:jc w:val="both"/>
+      </w:pPr>
       <w:r>
-        <w:t>DetailView считывает значение аргумента pk (или slug) из параметров маршрута URL, после чего выполняет запрос к QuerySet своей модели вида: model.objects.filter(pk=pk).first(). Метод get_object() возвращает найденный экземпляр модели.</w:t>
+        <w:rPr>
+          <w:rFonts w:ascii="Times New Roman" w:hAnsi="Times New Roman"/>
+          <w:color w:val="000000"/>
+          <w:sz w:val="24"/>
+        </w:rPr>
+        <w:t>DetailView считывает аргумент pk из параметров маршрута и выполняет запрос к базе данных вида model.objects.filter(pk=pk).first().</w:t>
       </w:r>
     </w:p>
     <w:p>
+      <w:pPr>
+        <w:ind w:firstLine="706"/>
+        <w:jc w:val="both"/>
+      </w:pPr>
       <w:r>
         <w:rPr>
+          <w:rFonts w:ascii="Times New Roman" w:hAnsi="Times New Roman"/>
           <w:b/>
-          <w:color w:val="1B365D"/>
+          <w:color w:val="000000"/>
+          <w:sz w:val="24"/>
         </w:rPr>
         <w:t>10. Что произойдёт при переходе к несуществующему pk?</w:t>
       </w:r>
     </w:p>
     <w:p>
+      <w:pPr>
+        <w:ind w:firstLine="706"/>
+        <w:jc w:val="both"/>
+      </w:pPr>
       <w:r>
-        <w:t>Метод get_object() класса DetailView при отсутствии объекта в базе данных вызывает исключение django.http.Http404. Пользователю отдается корректная страница HTTP 404 («Страница не найдена»), а сервер не завершает работу с ошибкой 500.</w:t>
+        <w:rPr>
+          <w:rFonts w:ascii="Times New Roman" w:hAnsi="Times New Roman"/>
+          <w:color w:val="000000"/>
+          <w:sz w:val="24"/>
+        </w:rPr>
+        <w:t>Метод get_object() вызовет исключение Http404, и Django отдаст клиенту стандартный ответ 404 Not Found без падения сервера.</w:t>
       </w:r>
     </w:p>
     <w:p>
+      <w:pPr>
+        <w:ind w:firstLine="706"/>
+        <w:jc w:val="both"/>
+      </w:pPr>
       <w:r>
         <w:rPr>
+          <w:rFonts w:ascii="Times New Roman" w:hAnsi="Times New Roman"/>
           <w:b/>
-          <w:color w:val="1B365D"/>
+          <w:color w:val="000000"/>
+          <w:sz w:val="24"/>
         </w:rPr>
         <w:t>11. Для чего используется get_queryset()?</w:t>
       </w:r>
     </w:p>
     <w:p>
+      <w:pPr>
+        <w:ind w:firstLine="706"/>
+        <w:jc w:val="both"/>
+      </w:pPr>
       <w:r>
-        <w:t>Метод get_queryset() переопределяется для динамического управления выборкой записей. Это позволяет реализовать сортировку по определенным полям, фильтрацию по параметрам строки запроса (как поиск по параметру 'q'), разграничение прав доступа и оптимизацию связей (select_related, prefetch_related).</w:t>
+        <w:rPr>
+          <w:rFonts w:ascii="Times New Roman" w:hAnsi="Times New Roman"/>
+          <w:color w:val="000000"/>
+          <w:sz w:val="24"/>
+        </w:rPr>
+        <w:t>Метод get_queryset() переопределяется для задания динамической сортировки, поиска по параметрам запроса, фильтрации и оптимизации связей через select_related и prefetch_related.</w:t>
       </w:r>
     </w:p>
     <w:p>
+      <w:pPr>
+        <w:ind w:firstLine="706"/>
+        <w:jc w:val="both"/>
+      </w:pPr>
       <w:r>
         <w:rPr>
+          <w:rFonts w:ascii="Times New Roman" w:hAnsi="Times New Roman"/>
           <w:b/>
-          <w:color w:val="1B365D"/>
+          <w:color w:val="000000"/>
+          <w:sz w:val="24"/>
         </w:rPr>
         <w:t>12. Для чего в шаблоне нужен {% empty %}?</w:t>
       </w:r>
     </w:p>
     <w:p>
+      <w:pPr>
+        <w:ind w:firstLine="706"/>
+        <w:jc w:val="both"/>
+      </w:pPr>
       <w:r>
-        <w:t>Тег {% empty %} размещается внутри цикла {% for %} и задает блок HTML-разметки, который отображается только в случае, если переданная коллекция пуста. Это исключает необходимость дополнительных проверок {% if %} и позволяет показать сообщение об отсутствии данных (например, «Студенты не найдены»).</w:t>
+        <w:rPr>
+          <w:rFonts w:ascii="Times New Roman" w:hAnsi="Times New Roman"/>
+          <w:color w:val="000000"/>
+          <w:sz w:val="24"/>
+        </w:rPr>
+        <w:t>Тег {% empty %} задает блок разметки, отображаемый внутри цикла {% for %} в случае, если переданный список объектов пуст.</w:t>
       </w:r>
     </w:p>
     <w:p>
+      <w:pPr>
+        <w:ind w:firstLine="706"/>
+        <w:jc w:val="both"/>
+      </w:pPr>
       <w:r>
         <w:rPr>
+          <w:rFonts w:ascii="Times New Roman" w:hAnsi="Times New Roman"/>
           <w:b/>
-          <w:color w:val="1B365D"/>
+          <w:color w:val="000000"/>
+          <w:sz w:val="24"/>
         </w:rPr>
         <w:t>13. Почему лучше использовать {% url %}, а не записывать адрес ссылки вручную?</w:t>
       </w:r>
     </w:p>
     <w:p>
+      <w:pPr>
+        <w:ind w:firstLine="706"/>
+        <w:jc w:val="both"/>
+      </w:pPr>
       <w:r>
-        <w:t>Использование тега {% url 'имя_маршрута' %} обеспечивает динамическое разрешение адресов (reverse routing). Если шаблон URL в urls.py изменится (например, с /students/ на /university/students/), все ссылки в шаблонах и редиректы в коде обновятся автоматически без необходимости ручной правки.</w:t>
+        <w:rPr>
+          <w:rFonts w:ascii="Times New Roman" w:hAnsi="Times New Roman"/>
+          <w:color w:val="000000"/>
+          <w:sz w:val="24"/>
+        </w:rPr>
+        <w:t>Использование тега {% url %} обеспечивает слабую связанность (DRY): при изменении пути в urls.py ссылки во всех шаблонах обновятся автоматически.</w:t>
       </w:r>
     </w:p>
     <w:p>
+      <w:pPr>
+        <w:ind w:firstLine="706"/>
+        <w:jc w:val="both"/>
+      </w:pPr>
       <w:r>
         <w:rPr>
+          <w:rFonts w:ascii="Times New Roman" w:hAnsi="Times New Roman"/>
           <w:b/>
-          <w:color w:val="1B365D"/>
+          <w:color w:val="000000"/>
+          <w:sz w:val="24"/>
         </w:rPr>
         <w:t>14. Почему список и подробную информацию целесообразно оформлять отдельными шаблонами?</w:t>
       </w:r>
     </w:p>
     <w:p>
+      <w:pPr>
+        <w:ind w:firstLine="706"/>
+        <w:jc w:val="both"/>
+      </w:pPr>
       <w:r>
-        <w:t>Список и детальная страница имеют принципиально разное назначение, структуру и требования к верстке. Список должен быть компактным, табличным или карточным, оптимизированным для быстрого обзора и фильтрации множества элементов. Детальная карточка содержит расширенный состав атрибутов, связанных таблиц и элементов управления. Разделение шаблонов повышает модульность, удобство сопровождения и производительность рендеринга.</w:t>
+        <w:rPr>
+          <w:rFonts w:ascii="Times New Roman" w:hAnsi="Times New Roman"/>
+          <w:color w:val="000000"/>
+          <w:sz w:val="24"/>
+        </w:rPr>
+        <w:t>Списочный шаблон ориентирован на компактный табличный обзор множества строк с пагинацией, а детальный — на отображение полного состава атрибутов и связанных таблиц конкретного объекта. Разделение шаблонов упрощает код и его сопровождение.</w:t>
       </w:r>
     </w:p>
     <w:p>
       <w:pPr>
-        <w:spacing w:before="240" w:after="80"/>
+        <w:spacing w:before="280" w:after="80"/>
+        <w:ind w:firstLine="0"/>
       </w:pPr>
       <w:r>
         <w:rPr>
+          <w:rFonts w:ascii="Times New Roman" w:hAnsi="Times New Roman"/>
           <w:b/>
-          <w:color w:val="1B365D"/>
+          <w:color w:val="000000"/>
           <w:sz w:val="26"/>
         </w:rPr>
-        <w:t>5. Заключение</w:t>
+        <w:t>5. Вывод</w:t>
       </w:r>
     </w:p>
     <w:p>
+      <w:pPr>
+        <w:ind w:firstLine="706"/>
+        <w:jc w:val="both"/>
+      </w:pPr>
       <w:r>
-        <w:t>В рамках практической работы №7 информационная система «Университет Хогвартс» была полностью модернизирована с использованием Generic Class-Based Views (ListView и DetailView). Реализованы списочные и детальные страницы для всех пяти сущностей системы, перекрестная навигация, поиск, пагинация и стилизация на базе Bootstrap. Подготовлены развернутые ответы на все 14 контрольных вопросов.</w:t>
+        <w:rPr>
+          <w:rFonts w:ascii="Times New Roman" w:hAnsi="Times New Roman"/>
+          <w:color w:val="000000"/>
+          <w:sz w:val="24"/>
+        </w:rPr>
+        <w:t>В рамках практической работы проект «Сайт университета» был полностью доработан с применением Class-Based Views (ListView и DetailView). Реализованы списочные и детальные страницы для всех пяти моделей, перекрестные связи, пагинация, поиск и обработка пустых состояний.</w:t>
       </w:r>
     </w:p>
     <w:sectPr>
       <w:pgSz w:w="12240" w:h="15840"/>
-      <w:pgMar w:top="1123" w:right="1123" w:bottom="1123" w:left="1411" w:header="720" w:footer="720" w:gutter="0"/>
+      <w:pgMar w:top="1123" w:right="850" w:bottom="1123" w:left="1699" w:header="720" w:footer="720" w:gutter="0"/>
       <w:cols w:space="720"/>
       <w:docGrid w:linePitch="360"/>
     </w:sectPr>
@@ -1118,12 +1464,12 @@
     <w:qFormat/>
     <w:rsid w:val="00FC693F"/>
     <w:pPr>
-      <w:spacing w:line="276" w:lineRule="auto" w:after="80"/>
+      <w:spacing w:line="276" w:lineRule="auto" w:after="60"/>
     </w:pPr>
     <w:rPr>
-      <w:rFonts w:ascii="Calibri" w:hAnsi="Calibri"/>
-      <w:color w:val="222222"/>
-      <w:sz w:val="22"/>
+      <w:rFonts w:ascii="Times New Roman" w:hAnsi="Times New Roman"/>
+      <w:color w:val="000000"/>
+      <w:sz w:val="24"/>
     </w:rPr>
   </w:style>
   <w:style w:type="paragraph" w:styleId="Header">
